--- a/DEPLOIEMENT_GCP.docx
+++ b/DEPLOIEMENT_GCP.docx
@@ -78,9 +78,9 @@
           <w:rFonts w:ascii="Consolas" w:hAnsi="Consolas"/>
           <w:sz w:val="18"/>
         </w:rPr>
-        <w:t>git clone https://github.com/Aminezy/techpapy-.git</w:t>
+        <w:t>git clone https://github.com/wiameazim/Techpapy_v1.git</w:t>
         <w:br/>
-        <w:t>cd techpapy-</w:t>
+        <w:t>cd Techpapy_v1</w:t>
         <w:br/>
         <w:br/>
         <w:t># --- à personnaliser ---</w:t>
